--- a/CV version classique/AIT_AMIR_Youssouf_CV_Version_Classique.docx
+++ b/CV version classique/AIT_AMIR_Youssouf_CV_Version_Classique.docx
@@ -29,7 +29,7 @@
           <w:sz w:val="21"/>
           <w:szCs w:val="21"/>
         </w:rPr>
-        <w:t xml:space="preserve">Étudiant en informatique</w:t>
+        <w:t xml:space="preserve">Recherche Alternance Informatique</w:t>
       </w:r>
     </w:p>
     <w:p>
